--- a/docs/lista_louvores/Textos_Louvores/JESUS ME TRANSFORMOU (46 CC).docx
+++ b/docs/lista_louvores/Textos_Louvores/JESUS ME TRANSFORMOU (46 CC).docx
@@ -4,28 +4,24 @@
   <w:body>
     <w:p>
       <w:pPr>
-        <w:spacing w:before="120" w:after="0" w:line="240" w:lineRule="auto"/>
-        <w:rPr>
-          <w:rFonts w:ascii="Times New Roman" w:eastAsia="Arial" w:hAnsi="Times New Roman" w:cs="Times New Roman"/>
-          <w:color w:val="000000" w:themeColor="text1"/>
-          <w:sz w:val="28"/>
-          <w:szCs w:val="28"/>
+        <w:pStyle w:val="Ttulo1"/>
+        <w:spacing w:after="120"/>
+        <w:rPr>
+          <w:b/>
+          <w:bCs/>
         </w:rPr>
       </w:pPr>
       <w:r>
         <w:rPr>
-          <w:rFonts w:ascii="Times New Roman" w:eastAsia="Arial" w:hAnsi="Times New Roman" w:cs="Times New Roman"/>
-          <w:color w:val="000000" w:themeColor="text1"/>
-          <w:sz w:val="28"/>
-          <w:szCs w:val="28"/>
-          <w:u w:val="single"/>
+          <w:b/>
+          <w:bCs/>
         </w:rPr>
         <w:t>JESUS ME TRANSFORMOU 46 CC</w:t>
       </w:r>
     </w:p>
     <w:p>
       <w:pPr>
-        <w:spacing w:before="120" w:after="0" w:line="240" w:lineRule="auto"/>
+        <w:spacing w:after="120" w:line="240" w:lineRule="auto"/>
         <w:rPr>
           <w:rFonts w:ascii="Times New Roman" w:eastAsia="Arial" w:hAnsi="Times New Roman" w:cs="Times New Roman"/>
           <w:color w:val="000000" w:themeColor="text1"/>
@@ -45,6 +41,8 @@
       <w:r>
         <w:rPr>
           <w:rFonts w:ascii="Times New Roman" w:hAnsi="Times New Roman" w:cs="Times New Roman"/>
+          <w:sz w:val="24"/>
+          <w:szCs w:val="24"/>
         </w:rPr>
         <w:br/>
       </w:r>
@@ -60,7 +58,7 @@
     </w:p>
     <w:p>
       <w:pPr>
-        <w:spacing w:after="0" w:line="240" w:lineRule="auto"/>
+        <w:spacing w:after="120" w:line="240" w:lineRule="auto"/>
         <w:rPr>
           <w:rFonts w:ascii="Times New Roman" w:eastAsia="Arial" w:hAnsi="Times New Roman" w:cs="Times New Roman"/>
           <w:color w:val="000000" w:themeColor="text1"/>
@@ -80,6 +78,8 @@
       <w:r>
         <w:rPr>
           <w:rFonts w:ascii="Times New Roman" w:hAnsi="Times New Roman" w:cs="Times New Roman"/>
+          <w:sz w:val="24"/>
+          <w:szCs w:val="24"/>
         </w:rPr>
         <w:br/>
       </w:r>
@@ -95,7 +95,7 @@
     </w:p>
     <w:p>
       <w:pPr>
-        <w:spacing w:before="120" w:after="0" w:line="240" w:lineRule="auto"/>
+        <w:spacing w:after="120" w:line="240" w:lineRule="auto"/>
         <w:rPr>
           <w:rFonts w:ascii="Times New Roman" w:eastAsia="Arial" w:hAnsi="Times New Roman" w:cs="Times New Roman"/>
           <w:i/>
@@ -123,6 +123,8 @@
           <w:rFonts w:ascii="Times New Roman" w:hAnsi="Times New Roman" w:cs="Times New Roman"/>
           <w:i/>
           <w:iCs/>
+          <w:sz w:val="24"/>
+          <w:szCs w:val="24"/>
         </w:rPr>
         <w:br/>
       </w:r>
@@ -139,19 +141,6 @@
         </w:rPr>
         <w:t>O Seu imenso amor me transformou.</w:t>
       </w:r>
-    </w:p>
-    <w:p>
-      <w:pPr>
-        <w:spacing w:after="0" w:line="240" w:lineRule="auto"/>
-        <w:rPr>
-          <w:rFonts w:ascii="Times New Roman" w:eastAsia="Arial" w:hAnsi="Times New Roman" w:cs="Times New Roman"/>
-          <w:i/>
-          <w:iCs/>
-          <w:color w:val="000000" w:themeColor="text1"/>
-          <w:sz w:val="24"/>
-          <w:szCs w:val="24"/>
-        </w:rPr>
-      </w:pPr>
       <w:r>
         <w:rPr>
           <w:rFonts w:ascii="Times New Roman" w:eastAsia="Arial" w:hAnsi="Times New Roman" w:cs="Times New Roman"/>
@@ -163,14 +152,6 @@
           <w:sz w:val="24"/>
           <w:szCs w:val="24"/>
         </w:rPr>
-        <w:t>Foi Seu poder, o Seu querer</w:t>
-      </w:r>
-      <w:r>
-        <w:rPr>
-          <w:rFonts w:ascii="Times New Roman" w:hAnsi="Times New Roman" w:cs="Times New Roman"/>
-          <w:i/>
-          <w:iCs/>
-        </w:rPr>
         <w:br/>
       </w:r>
       <w:r>
@@ -184,111 +165,18 @@
           <w:sz w:val="24"/>
           <w:szCs w:val="24"/>
         </w:rPr>
-        <w:t>Sim, Cristo, o Salvador me transformou</w:t>
-      </w:r>
-    </w:p>
-    <w:p>
-      <w:pPr>
-        <w:spacing w:before="120" w:after="0" w:line="240" w:lineRule="auto"/>
-        <w:rPr>
-          <w:rFonts w:ascii="Times New Roman" w:eastAsia="Arial" w:hAnsi="Times New Roman" w:cs="Times New Roman"/>
-          <w:color w:val="000000" w:themeColor="text1"/>
-          <w:sz w:val="24"/>
-          <w:szCs w:val="24"/>
-        </w:rPr>
-      </w:pPr>
-      <w:r>
-        <w:rPr>
-          <w:rFonts w:ascii="Times New Roman" w:eastAsia="Arial" w:hAnsi="Times New Roman" w:cs="Times New Roman"/>
-          <w:color w:val="000000" w:themeColor="text1"/>
-          <w:sz w:val="24"/>
-          <w:szCs w:val="24"/>
-        </w:rPr>
-        <w:t xml:space="preserve">Minha vida, todo o </w:t>
-      </w:r>
-      <w:proofErr w:type="spellStart"/>
-      <w:r>
-        <w:rPr>
-          <w:rFonts w:ascii="Times New Roman" w:eastAsia="Arial" w:hAnsi="Times New Roman" w:cs="Times New Roman"/>
-          <w:color w:val="000000" w:themeColor="text1"/>
-          <w:sz w:val="24"/>
-          <w:szCs w:val="24"/>
-        </w:rPr>
-        <w:t>ser</w:t>
-      </w:r>
-      <w:proofErr w:type="spellEnd"/>
-      <w:r>
-        <w:rPr>
-          <w:rFonts w:ascii="Times New Roman" w:eastAsia="Arial" w:hAnsi="Times New Roman" w:cs="Times New Roman"/>
-          <w:color w:val="000000" w:themeColor="text1"/>
-          <w:sz w:val="24"/>
-          <w:szCs w:val="24"/>
-        </w:rPr>
-        <w:t>, quero lhe consagrar</w:t>
+        <w:t>Foi Seu poder, o Seu querer</w:t>
       </w:r>
       <w:r>
         <w:rPr>
           <w:rFonts w:ascii="Times New Roman" w:hAnsi="Times New Roman" w:cs="Times New Roman"/>
-        </w:rPr>
-        <w:br/>
-      </w:r>
-      <w:r>
-        <w:rPr>
-          <w:rFonts w:ascii="Times New Roman" w:eastAsia="Arial" w:hAnsi="Times New Roman" w:cs="Times New Roman"/>
-          <w:color w:val="000000" w:themeColor="text1"/>
-          <w:sz w:val="24"/>
-          <w:szCs w:val="24"/>
-        </w:rPr>
-        <w:t>A Seu lado vou viver, o Seu amor cantar</w:t>
-      </w:r>
-    </w:p>
-    <w:p>
-      <w:pPr>
-        <w:spacing w:after="0" w:line="240" w:lineRule="auto"/>
-        <w:rPr>
-          <w:rFonts w:ascii="Times New Roman" w:eastAsia="Arial" w:hAnsi="Times New Roman" w:cs="Times New Roman"/>
-          <w:color w:val="000000" w:themeColor="text1"/>
-          <w:sz w:val="24"/>
-          <w:szCs w:val="24"/>
-        </w:rPr>
-      </w:pPr>
-      <w:r>
-        <w:rPr>
-          <w:rFonts w:ascii="Times New Roman" w:eastAsia="Arial" w:hAnsi="Times New Roman" w:cs="Times New Roman"/>
-          <w:color w:val="000000" w:themeColor="text1"/>
-          <w:sz w:val="24"/>
-          <w:szCs w:val="24"/>
-        </w:rPr>
-        <w:t>A mensagem transmitir aos que perdidos são</w:t>
-      </w:r>
-      <w:r>
-        <w:rPr>
-          <w:rFonts w:ascii="Times New Roman" w:hAnsi="Times New Roman" w:cs="Times New Roman"/>
-        </w:rPr>
-        <w:br/>
-      </w:r>
-      <w:r>
-        <w:rPr>
-          <w:rFonts w:ascii="Times New Roman" w:eastAsia="Arial" w:hAnsi="Times New Roman" w:cs="Times New Roman"/>
-          <w:color w:val="000000" w:themeColor="text1"/>
-          <w:sz w:val="24"/>
-          <w:szCs w:val="24"/>
-        </w:rPr>
-        <w:t>Venham todos já fruir a salvação</w:t>
-      </w:r>
-    </w:p>
-    <w:p>
-      <w:pPr>
-        <w:spacing w:before="120" w:after="0" w:line="240" w:lineRule="auto"/>
-        <w:rPr>
-          <w:rFonts w:ascii="Times New Roman" w:eastAsia="Arial" w:hAnsi="Times New Roman" w:cs="Times New Roman"/>
           <w:i/>
           <w:iCs/>
-          <w:color w:val="000000" w:themeColor="text1"/>
-          <w:sz w:val="24"/>
-          <w:szCs w:val="24"/>
-        </w:rPr>
-      </w:pPr>
+          <w:sz w:val="24"/>
+          <w:szCs w:val="24"/>
+        </w:rPr>
+        <w:br/>
+      </w:r>
       <w:r>
         <w:rPr>
           <w:rFonts w:ascii="Times New Roman" w:eastAsia="Arial" w:hAnsi="Times New Roman" w:cs="Times New Roman"/>
@@ -299,17 +187,110 @@
           <w:color w:val="000000" w:themeColor="text1"/>
           <w:sz w:val="24"/>
           <w:szCs w:val="24"/>
-          <w:lang w:val="en-US"/>
-        </w:rPr>
-        <w:t>[REFRÃO]</w:t>
+        </w:rPr>
+        <w:t>Sim, Cristo, o Salvador me transformou</w:t>
       </w:r>
     </w:p>
     <w:p>
       <w:pPr>
+        <w:spacing w:after="120" w:line="240" w:lineRule="auto"/>
+        <w:rPr>
+          <w:rFonts w:ascii="Times New Roman" w:eastAsia="Arial" w:hAnsi="Times New Roman" w:cs="Times New Roman"/>
+          <w:color w:val="000000" w:themeColor="text1"/>
+          <w:sz w:val="24"/>
+          <w:szCs w:val="24"/>
+        </w:rPr>
+      </w:pPr>
+      <w:r>
+        <w:rPr>
+          <w:rFonts w:ascii="Times New Roman" w:eastAsia="Arial" w:hAnsi="Times New Roman" w:cs="Times New Roman"/>
+          <w:color w:val="000000" w:themeColor="text1"/>
+          <w:sz w:val="24"/>
+          <w:szCs w:val="24"/>
+        </w:rPr>
+        <w:t>Minha vida, todo o ser, quero lhe consagrar</w:t>
+      </w:r>
+      <w:r>
         <w:rPr>
           <w:rFonts w:ascii="Times New Roman" w:hAnsi="Times New Roman" w:cs="Times New Roman"/>
+          <w:sz w:val="24"/>
+          <w:szCs w:val="24"/>
+        </w:rPr>
+        <w:br/>
+      </w:r>
+      <w:r>
+        <w:rPr>
+          <w:rFonts w:ascii="Times New Roman" w:eastAsia="Arial" w:hAnsi="Times New Roman" w:cs="Times New Roman"/>
+          <w:color w:val="000000" w:themeColor="text1"/>
+          <w:sz w:val="24"/>
+          <w:szCs w:val="24"/>
+        </w:rPr>
+        <w:t>A Seu lado vou viver, o Seu amor cantar</w:t>
+      </w:r>
+    </w:p>
+    <w:p>
+      <w:pPr>
+        <w:spacing w:after="120" w:line="240" w:lineRule="auto"/>
+        <w:rPr>
+          <w:rFonts w:ascii="Times New Roman" w:eastAsia="Arial" w:hAnsi="Times New Roman" w:cs="Times New Roman"/>
+          <w:color w:val="000000" w:themeColor="text1"/>
+          <w:sz w:val="24"/>
+          <w:szCs w:val="24"/>
         </w:rPr>
       </w:pPr>
+      <w:r>
+        <w:rPr>
+          <w:rFonts w:ascii="Times New Roman" w:eastAsia="Arial" w:hAnsi="Times New Roman" w:cs="Times New Roman"/>
+          <w:color w:val="000000" w:themeColor="text1"/>
+          <w:sz w:val="24"/>
+          <w:szCs w:val="24"/>
+        </w:rPr>
+        <w:t>A mensagem transmitir aos que perdidos são</w:t>
+      </w:r>
+      <w:r>
+        <w:rPr>
+          <w:rFonts w:ascii="Times New Roman" w:hAnsi="Times New Roman" w:cs="Times New Roman"/>
+          <w:sz w:val="24"/>
+          <w:szCs w:val="24"/>
+        </w:rPr>
+        <w:br/>
+      </w:r>
+      <w:r>
+        <w:rPr>
+          <w:rFonts w:ascii="Times New Roman" w:eastAsia="Arial" w:hAnsi="Times New Roman" w:cs="Times New Roman"/>
+          <w:color w:val="000000" w:themeColor="text1"/>
+          <w:sz w:val="24"/>
+          <w:szCs w:val="24"/>
+        </w:rPr>
+        <w:t>Venham todos já fruir a salvação</w:t>
+      </w:r>
+    </w:p>
+    <w:p>
+      <w:pPr>
+        <w:spacing w:after="120" w:line="240" w:lineRule="auto"/>
+        <w:rPr>
+          <w:rFonts w:ascii="Times New Roman" w:eastAsia="Arial" w:hAnsi="Times New Roman" w:cs="Times New Roman"/>
+          <w:i/>
+          <w:iCs/>
+          <w:color w:val="000000" w:themeColor="text1"/>
+          <w:sz w:val="24"/>
+          <w:szCs w:val="24"/>
+        </w:rPr>
+      </w:pPr>
+      <w:r>
+        <w:rPr>
+          <w:rFonts w:ascii="Times New Roman" w:eastAsia="Arial" w:hAnsi="Times New Roman" w:cs="Times New Roman"/>
+          <w:b/>
+          <w:bCs/>
+          <w:i/>
+          <w:iCs/>
+          <w:color w:val="000000" w:themeColor="text1"/>
+          <w:sz w:val="24"/>
+          <w:szCs w:val="24"/>
+          <w:lang w:val="en-US"/>
+        </w:rPr>
+        <w:t>[REFRÃO]</w:t>
+      </w:r>
     </w:p>
     <w:sectPr>
       <w:pgSz w:w="11906" w:h="16838"/>
@@ -720,6 +701,27 @@
     <w:name w:val="Normal"/>
     <w:qFormat/>
   </w:style>
+  <w:style w:type="paragraph" w:styleId="Ttulo1">
+    <w:name w:val="heading 1"/>
+    <w:basedOn w:val="Normal"/>
+    <w:next w:val="Normal"/>
+    <w:link w:val="Ttulo1Char"/>
+    <w:uiPriority w:val="9"/>
+    <w:qFormat/>
+    <w:rsid w:val="009A3C27"/>
+    <w:pPr>
+      <w:keepNext/>
+      <w:keepLines/>
+      <w:spacing w:before="240" w:after="0"/>
+      <w:outlineLvl w:val="0"/>
+    </w:pPr>
+    <w:rPr>
+      <w:rFonts w:asciiTheme="majorHAnsi" w:eastAsiaTheme="majorEastAsia" w:hAnsiTheme="majorHAnsi" w:cstheme="majorBidi"/>
+      <w:color w:val="2F5496" w:themeColor="accent1" w:themeShade="BF"/>
+      <w:sz w:val="32"/>
+      <w:szCs w:val="32"/>
+    </w:rPr>
+  </w:style>
   <w:style w:type="character" w:default="1" w:styleId="Fontepargpadro">
     <w:name w:val="Default Paragraph Font"/>
     <w:uiPriority w:val="1"/>
@@ -746,6 +748,19 @@
     <w:uiPriority w:val="99"/>
     <w:semiHidden/>
     <w:unhideWhenUsed/>
+  </w:style>
+  <w:style w:type="character" w:customStyle="1" w:styleId="Ttulo1Char">
+    <w:name w:val="Título 1 Char"/>
+    <w:basedOn w:val="Fontepargpadro"/>
+    <w:link w:val="Ttulo1"/>
+    <w:uiPriority w:val="9"/>
+    <w:rsid w:val="009A3C27"/>
+    <w:rPr>
+      <w:rFonts w:asciiTheme="majorHAnsi" w:eastAsiaTheme="majorEastAsia" w:hAnsiTheme="majorHAnsi" w:cstheme="majorBidi"/>
+      <w:color w:val="2F5496" w:themeColor="accent1" w:themeShade="BF"/>
+      <w:sz w:val="32"/>
+      <w:szCs w:val="32"/>
+    </w:rPr>
   </w:style>
 </w:styles>
 </file>
